--- a/docs/entrega-proyecto-final-maquina-cafe.docx
+++ b/docs/entrega-proyecto-final-maquina-cafe.docx
@@ -191,7 +191,7 @@
               <w:rPr>
                 <w:b w:val="0"/>
               </w:rPr>
-              <w:t>Institucion academica correspondiente</w:t>
+              <w:t>ITLA - Instituto Tecnologico de las Americas</w:t>
             </w:r>
           </w:p>
         </w:tc>
